--- a/app/Libraries/Surat/perpanjangan_pkl.docx
+++ b/app/Libraries/Surat/perpanjangan_pkl.docx
@@ -401,10 +401,11 @@
       </w:tblPr>
       <w:tblGrid>
         <w:gridCol w:w="576"/>
-        <w:gridCol w:w="2804"/>
-        <w:gridCol w:w="1506"/>
-        <w:gridCol w:w="2037"/>
-        <w:gridCol w:w="2545"/>
+        <w:gridCol w:w="2444"/>
+        <w:gridCol w:w="1360"/>
+        <w:gridCol w:w="1406"/>
+        <w:gridCol w:w="1900"/>
+        <w:gridCol w:w="1782"/>
       </w:tblGrid>
       <w:tr>
         <w:trPr>
@@ -453,7 +454,7 @@
         </w:tc>
         <w:tc>
           <w:tcPr>
-            <w:tcW w:w="2804" w:type="dxa"/>
+            <w:tcW w:w="2444" w:type="dxa"/>
           </w:tcPr>
           <w:p>
             <w:pPr>
@@ -507,7 +508,48 @@
         </w:tc>
         <w:tc>
           <w:tcPr>
-            <w:tcW w:w="1506" w:type="dxa"/>
+            <w:tcW w:w="1360" w:type="dxa"/>
+          </w:tcPr>
+          <w:p>
+            <w:pPr>
+              <w:pStyle w:val="NoSpacing"/>
+              <w:jc w:val="center"/>
+              <w:rPr>
+                <w:rFonts w:ascii="Times New Roman" w:hAnsi="Times New Roman" w:cs="Times New Roman"/>
+                <w:b/>
+                <w:sz w:val="24"/>
+                <w:szCs w:val="24"/>
+                <w:lang w:val="id-ID" w:eastAsia="ja-JP"/>
+              </w:rPr>
+            </w:pPr>
+          </w:p>
+          <w:p>
+            <w:pPr>
+              <w:pStyle w:val="NoSpacing"/>
+              <w:jc w:val="center"/>
+              <w:rPr>
+                <w:rFonts w:ascii="Times New Roman" w:hAnsi="Times New Roman" w:cs="Times New Roman"/>
+                <w:b/>
+                <w:sz w:val="24"/>
+                <w:szCs w:val="24"/>
+                <w:lang w:val="id-ID" w:eastAsia="ja-JP"/>
+              </w:rPr>
+            </w:pPr>
+            <w:r>
+              <w:rPr>
+                <w:rFonts w:ascii="Times New Roman" w:hAnsi="Times New Roman" w:cs="Times New Roman"/>
+                <w:b/>
+                <w:sz w:val="24"/>
+                <w:szCs w:val="24"/>
+                <w:lang w:val="id-ID" w:eastAsia="ja-JP"/>
+              </w:rPr>
+              <w:t>NIS</w:t>
+            </w:r>
+          </w:p>
+        </w:tc>
+        <w:tc>
+          <w:tcPr>
+            <w:tcW w:w="1406" w:type="dxa"/>
           </w:tcPr>
           <w:p>
             <w:pPr>
@@ -548,7 +590,7 @@
         </w:tc>
         <w:tc>
           <w:tcPr>
-            <w:tcW w:w="2037" w:type="dxa"/>
+            <w:tcW w:w="1900" w:type="dxa"/>
             <w:vAlign w:val="center"/>
           </w:tcPr>
           <w:p>
@@ -577,7 +619,7 @@
         </w:tc>
         <w:tc>
           <w:tcPr>
-            <w:tcW w:w="2545" w:type="dxa"/>
+            <w:tcW w:w="1782" w:type="dxa"/>
             <w:vAlign w:val="center"/>
           </w:tcPr>
           <w:p>
@@ -638,7 +680,7 @@
         </w:tc>
         <w:tc>
           <w:tcPr>
-            <w:tcW w:w="2804" w:type="dxa"/>
+            <w:tcW w:w="2444" w:type="dxa"/>
           </w:tcPr>
           <w:p>
             <w:pPr>
@@ -663,7 +705,33 @@
         </w:tc>
         <w:tc>
           <w:tcPr>
-            <w:tcW w:w="1506" w:type="dxa"/>
+            <w:tcW w:w="1360" w:type="dxa"/>
+          </w:tcPr>
+          <w:p>
+            <w:pPr>
+              <w:pStyle w:val="NoSpacing"/>
+              <w:jc w:val="center"/>
+              <w:rPr>
+                <w:rFonts w:ascii="Times New Roman" w:hAnsi="Times New Roman" w:cs="Times New Roman"/>
+                <w:sz w:val="24"/>
+                <w:szCs w:val="24"/>
+                <w:lang w:eastAsia="ja-JP"/>
+              </w:rPr>
+            </w:pPr>
+            <w:r>
+              <w:rPr>
+                <w:rFonts w:ascii="Times New Roman" w:hAnsi="Times New Roman" w:cs="Times New Roman"/>
+                <w:sz w:val="24"/>
+                <w:szCs w:val="24"/>
+                <w:lang w:eastAsia="ja-JP"/>
+              </w:rPr>
+              <w:t xml:space="preserve">${siswa_nis}</w:t>
+            </w:r>
+          </w:p>
+        </w:tc>
+        <w:tc>
+          <w:tcPr>
+            <w:tcW w:w="1406" w:type="dxa"/>
           </w:tcPr>
           <w:p>
             <w:pPr>
@@ -689,7 +757,7 @@
         </w:tc>
         <w:tc>
           <w:tcPr>
-            <w:tcW w:w="2037" w:type="dxa"/>
+            <w:tcW w:w="1900" w:type="dxa"/>
           </w:tcPr>
           <w:p>
             <w:pPr>
@@ -715,7 +783,7 @@
         </w:tc>
         <w:tc>
           <w:tcPr>
-            <w:tcW w:w="2545" w:type="dxa"/>
+            <w:tcW w:w="1782" w:type="dxa"/>
           </w:tcPr>
           <w:p>
             <w:pPr>
